--- a/I - Fundamentos Aprendizado de Máquina/Cards/Card 7 - Mergulho nas IDEs Online para Aprendizado de Máquina/Relatório/Relatório 7 - Edryck Nascimento.docx
+++ b/I - Fundamentos Aprendizado de Máquina/Cards/Card 7 - Mergulho nas IDEs Online para Aprendizado de Máquina/Relatório/Relatório 7 - Edryck Nascimento.docx
@@ -148,6 +148,8 @@
       <w:proofErr w:type="spellStart"/>
       <w:r>
         <w:rPr>
+          <w:i/>
+          <w:iCs/>
           <w:sz w:val="24"/>
           <w:szCs w:val="24"/>
         </w:rPr>
@@ -156,6 +158,8 @@
       <w:proofErr w:type="spellEnd"/>
       <w:r>
         <w:rPr>
+          <w:i/>
+          <w:iCs/>
           <w:sz w:val="24"/>
           <w:szCs w:val="24"/>
         </w:rPr>
@@ -164,6 +168,8 @@
       <w:proofErr w:type="spellStart"/>
       <w:r>
         <w:rPr>
+          <w:i/>
+          <w:iCs/>
           <w:sz w:val="24"/>
           <w:szCs w:val="24"/>
         </w:rPr>
@@ -172,6 +178,8 @@
       <w:proofErr w:type="spellEnd"/>
       <w:r>
         <w:rPr>
+          <w:i/>
+          <w:iCs/>
           <w:sz w:val="24"/>
           <w:szCs w:val="24"/>
         </w:rPr>
@@ -180,6 +188,8 @@
       <w:proofErr w:type="spellStart"/>
       <w:r>
         <w:rPr>
+          <w:i/>
+          <w:iCs/>
           <w:sz w:val="24"/>
           <w:szCs w:val="24"/>
         </w:rPr>
@@ -188,6 +198,8 @@
       <w:proofErr w:type="spellEnd"/>
       <w:r>
         <w:rPr>
+          <w:i/>
+          <w:iCs/>
           <w:sz w:val="24"/>
           <w:szCs w:val="24"/>
         </w:rPr>
@@ -196,6 +208,8 @@
       <w:proofErr w:type="spellStart"/>
       <w:r>
         <w:rPr>
+          <w:i/>
+          <w:iCs/>
           <w:sz w:val="24"/>
           <w:szCs w:val="24"/>
         </w:rPr>
@@ -204,6 +218,8 @@
       <w:proofErr w:type="spellEnd"/>
       <w:r>
         <w:rPr>
+          <w:i/>
+          <w:iCs/>
           <w:sz w:val="24"/>
           <w:szCs w:val="24"/>
         </w:rPr>
@@ -212,6 +228,8 @@
       <w:proofErr w:type="spellStart"/>
       <w:r>
         <w:rPr>
+          <w:i/>
+          <w:iCs/>
           <w:sz w:val="24"/>
           <w:szCs w:val="24"/>
         </w:rPr>
@@ -220,6 +238,8 @@
       <w:proofErr w:type="spellEnd"/>
       <w:r>
         <w:rPr>
+          <w:i/>
+          <w:iCs/>
           <w:sz w:val="24"/>
           <w:szCs w:val="24"/>
         </w:rPr>
@@ -228,6 +248,8 @@
       <w:proofErr w:type="spellStart"/>
       <w:r>
         <w:rPr>
+          <w:i/>
+          <w:iCs/>
           <w:sz w:val="24"/>
           <w:szCs w:val="24"/>
         </w:rPr>
@@ -236,6 +258,8 @@
       <w:proofErr w:type="spellEnd"/>
       <w:r>
         <w:rPr>
+          <w:i/>
+          <w:iCs/>
           <w:sz w:val="24"/>
           <w:szCs w:val="24"/>
         </w:rPr>
@@ -244,6 +268,8 @@
       <w:proofErr w:type="spellStart"/>
       <w:r>
         <w:rPr>
+          <w:i/>
+          <w:iCs/>
           <w:sz w:val="24"/>
           <w:szCs w:val="24"/>
         </w:rPr>
@@ -252,6 +278,8 @@
       <w:proofErr w:type="spellEnd"/>
       <w:r>
         <w:rPr>
+          <w:i/>
+          <w:iCs/>
           <w:sz w:val="24"/>
           <w:szCs w:val="24"/>
         </w:rPr>
@@ -260,6 +288,8 @@
       <w:proofErr w:type="spellStart"/>
       <w:r>
         <w:rPr>
+          <w:i/>
+          <w:iCs/>
           <w:sz w:val="24"/>
           <w:szCs w:val="24"/>
         </w:rPr>
@@ -268,6 +298,8 @@
       <w:proofErr w:type="spellEnd"/>
       <w:r>
         <w:rPr>
+          <w:i/>
+          <w:iCs/>
           <w:sz w:val="24"/>
           <w:szCs w:val="24"/>
         </w:rPr>
@@ -276,6 +308,8 @@
       <w:proofErr w:type="spellStart"/>
       <w:r>
         <w:rPr>
+          <w:i/>
+          <w:iCs/>
           <w:sz w:val="24"/>
           <w:szCs w:val="24"/>
         </w:rPr>
@@ -284,6 +318,8 @@
       <w:proofErr w:type="spellEnd"/>
       <w:r>
         <w:rPr>
+          <w:i/>
+          <w:iCs/>
           <w:sz w:val="24"/>
           <w:szCs w:val="24"/>
         </w:rPr>
@@ -496,6 +532,113 @@
           <w:sz w:val="24"/>
           <w:szCs w:val="24"/>
         </w:rPr>
+        <w:drawing>
+          <wp:inline distT="0" distB="0" distL="0" distR="0" wp14:anchorId="5FA8215A" wp14:editId="18D8C3F6">
+            <wp:extent cx="5733415" cy="1262380"/>
+            <wp:effectExtent l="0" t="0" r="635" b="0"/>
+            <wp:docPr id="612720242" name="Imagem 1" descr="Texto&#10;&#10;O conteúdo gerado por IA pode estar incorreto."/>
+            <wp:cNvGraphicFramePr>
+              <a:graphicFrameLocks xmlns:a="http://schemas.openxmlformats.org/drawingml/2006/main" noChangeAspect="1"/>
+            </wp:cNvGraphicFramePr>
+            <a:graphic xmlns:a="http://schemas.openxmlformats.org/drawingml/2006/main">
+              <a:graphicData uri="http://schemas.openxmlformats.org/drawingml/2006/picture">
+                <pic:pic xmlns:pic="http://schemas.openxmlformats.org/drawingml/2006/picture">
+                  <pic:nvPicPr>
+                    <pic:cNvPr id="612720242" name="Imagem 1" descr="Texto&#10;&#10;O conteúdo gerado por IA pode estar incorreto."/>
+                    <pic:cNvPicPr/>
+                  </pic:nvPicPr>
+                  <pic:blipFill>
+                    <a:blip r:embed="rId7"/>
+                    <a:stretch>
+                      <a:fillRect/>
+                    </a:stretch>
+                  </pic:blipFill>
+                  <pic:spPr>
+                    <a:xfrm>
+                      <a:off x="0" y="0"/>
+                      <a:ext cx="5733415" cy="1262380"/>
+                    </a:xfrm>
+                    <a:prstGeom prst="rect">
+                      <a:avLst/>
+                    </a:prstGeom>
+                  </pic:spPr>
+                </pic:pic>
+              </a:graphicData>
+            </a:graphic>
+          </wp:inline>
+        </w:drawing>
+      </w:r>
+    </w:p>
+    <w:p>
+      <w:pPr>
+        <w:spacing w:before="240" w:after="240"/>
+        <w:ind w:left="360"/>
+        <w:jc w:val="center"/>
+        <w:rPr>
+          <w:sz w:val="20"/>
+          <w:szCs w:val="20"/>
+        </w:rPr>
+      </w:pPr>
+      <w:r>
+        <w:rPr>
+          <w:sz w:val="20"/>
+          <w:szCs w:val="20"/>
+        </w:rPr>
+        <w:t xml:space="preserve">Figura 1. </w:t>
+      </w:r>
+      <w:r>
+        <w:rPr>
+          <w:sz w:val="20"/>
+          <w:szCs w:val="20"/>
+        </w:rPr>
+        <w:t xml:space="preserve">Captura de tela do </w:t>
+      </w:r>
+      <w:r>
+        <w:rPr>
+          <w:sz w:val="20"/>
+          <w:szCs w:val="20"/>
+        </w:rPr>
+        <w:t>Python Shell</w:t>
+      </w:r>
+      <w:r>
+        <w:rPr>
+          <w:sz w:val="20"/>
+          <w:szCs w:val="20"/>
+        </w:rPr>
+        <w:t xml:space="preserve"> rodando no Prompt de Comando, esse eu sei que sai com </w:t>
+      </w:r>
+      <w:proofErr w:type="spellStart"/>
+      <w:r>
+        <w:rPr>
+          <w:sz w:val="20"/>
+          <w:szCs w:val="20"/>
+        </w:rPr>
+        <w:t>Ctrl+Z</w:t>
+      </w:r>
+      <w:proofErr w:type="spellEnd"/>
+      <w:r>
+        <w:rPr>
+          <w:sz w:val="20"/>
+          <w:szCs w:val="20"/>
+        </w:rPr>
+        <w:t>. (autoria própria)</w:t>
+      </w:r>
+    </w:p>
+    <w:p>
+      <w:pPr>
+        <w:spacing w:before="240" w:after="240"/>
+        <w:ind w:left="360"/>
+        <w:jc w:val="both"/>
+        <w:rPr>
+          <w:sz w:val="24"/>
+          <w:szCs w:val="24"/>
+        </w:rPr>
+      </w:pPr>
+      <w:r>
+        <w:rPr>
+          <w:sz w:val="24"/>
+          <w:szCs w:val="24"/>
+        </w:rPr>
         <w:t xml:space="preserve">Já o </w:t>
       </w:r>
       <w:proofErr w:type="spellStart"/>
@@ -529,6 +672,93 @@
           <w:szCs w:val="24"/>
         </w:rPr>
         <w:t xml:space="preserve"> são construídos.</w:t>
+      </w:r>
+    </w:p>
+    <w:p>
+      <w:pPr>
+        <w:spacing w:before="240" w:after="240"/>
+        <w:ind w:left="360"/>
+        <w:jc w:val="both"/>
+        <w:rPr>
+          <w:sz w:val="24"/>
+          <w:szCs w:val="24"/>
+        </w:rPr>
+      </w:pPr>
+      <w:r>
+        <w:rPr>
+          <w:sz w:val="24"/>
+          <w:szCs w:val="24"/>
+        </w:rPr>
+        <w:lastRenderedPageBreak/>
+        <w:drawing>
+          <wp:inline distT="0" distB="0" distL="0" distR="0" wp14:anchorId="165D3A5D" wp14:editId="7AB17F49">
+            <wp:extent cx="5733415" cy="1996440"/>
+            <wp:effectExtent l="0" t="0" r="635" b="3810"/>
+            <wp:docPr id="109833424" name="Imagem 1" descr="Texto&#10;&#10;O conteúdo gerado por IA pode estar incorreto."/>
+            <wp:cNvGraphicFramePr>
+              <a:graphicFrameLocks xmlns:a="http://schemas.openxmlformats.org/drawingml/2006/main" noChangeAspect="1"/>
+            </wp:cNvGraphicFramePr>
+            <a:graphic xmlns:a="http://schemas.openxmlformats.org/drawingml/2006/main">
+              <a:graphicData uri="http://schemas.openxmlformats.org/drawingml/2006/picture">
+                <pic:pic xmlns:pic="http://schemas.openxmlformats.org/drawingml/2006/picture">
+                  <pic:nvPicPr>
+                    <pic:cNvPr id="109833424" name="Imagem 1" descr="Texto&#10;&#10;O conteúdo gerado por IA pode estar incorreto."/>
+                    <pic:cNvPicPr/>
+                  </pic:nvPicPr>
+                  <pic:blipFill>
+                    <a:blip r:embed="rId8"/>
+                    <a:stretch>
+                      <a:fillRect/>
+                    </a:stretch>
+                  </pic:blipFill>
+                  <pic:spPr>
+                    <a:xfrm>
+                      <a:off x="0" y="0"/>
+                      <a:ext cx="5733415" cy="1996440"/>
+                    </a:xfrm>
+                    <a:prstGeom prst="rect">
+                      <a:avLst/>
+                    </a:prstGeom>
+                  </pic:spPr>
+                </pic:pic>
+              </a:graphicData>
+            </a:graphic>
+          </wp:inline>
+        </w:drawing>
+      </w:r>
+    </w:p>
+    <w:p>
+      <w:pPr>
+        <w:spacing w:before="240" w:after="240"/>
+        <w:ind w:left="360"/>
+        <w:jc w:val="center"/>
+        <w:rPr>
+          <w:sz w:val="20"/>
+          <w:szCs w:val="20"/>
+        </w:rPr>
+      </w:pPr>
+      <w:r>
+        <w:rPr>
+          <w:sz w:val="20"/>
+          <w:szCs w:val="20"/>
+        </w:rPr>
+        <w:t xml:space="preserve">Figura 2. Captura de tela do Prompt de Comando rodando o </w:t>
+      </w:r>
+      <w:proofErr w:type="spellStart"/>
+      <w:r>
+        <w:rPr>
+          <w:sz w:val="20"/>
+          <w:szCs w:val="20"/>
+        </w:rPr>
+        <w:t>IPython</w:t>
+      </w:r>
+      <w:proofErr w:type="spellEnd"/>
+      <w:r>
+        <w:rPr>
+          <w:sz w:val="20"/>
+          <w:szCs w:val="20"/>
+        </w:rPr>
+        <w:t>, OBS.: Não sei sair dele. (autoria própria)</w:t>
       </w:r>
     </w:p>
     <w:p>
@@ -717,6 +947,86 @@
     </w:p>
     <w:p>
       <w:pPr>
+        <w:spacing w:before="240" w:after="240"/>
+        <w:jc w:val="both"/>
+        <w:rPr>
+          <w:sz w:val="24"/>
+          <w:szCs w:val="24"/>
+        </w:rPr>
+      </w:pPr>
+      <w:r>
+        <w:drawing>
+          <wp:inline distT="0" distB="0" distL="0" distR="0" wp14:anchorId="6BCC76BE" wp14:editId="66F5E39F">
+            <wp:extent cx="5733415" cy="2856230"/>
+            <wp:effectExtent l="0" t="0" r="635" b="1270"/>
+            <wp:docPr id="1794501829" name="Imagem 1" descr="Interface gráfica do usuário, Texto, Aplicativo, Email&#10;&#10;O conteúdo gerado por IA pode estar incorreto."/>
+            <wp:cNvGraphicFramePr>
+              <a:graphicFrameLocks xmlns:a="http://schemas.openxmlformats.org/drawingml/2006/main" noChangeAspect="1"/>
+            </wp:cNvGraphicFramePr>
+            <a:graphic xmlns:a="http://schemas.openxmlformats.org/drawingml/2006/main">
+              <a:graphicData uri="http://schemas.openxmlformats.org/drawingml/2006/picture">
+                <pic:pic xmlns:pic="http://schemas.openxmlformats.org/drawingml/2006/picture">
+                  <pic:nvPicPr>
+                    <pic:cNvPr id="1794501829" name="Imagem 1" descr="Interface gráfica do usuário, Texto, Aplicativo, Email&#10;&#10;O conteúdo gerado por IA pode estar incorreto."/>
+                    <pic:cNvPicPr/>
+                  </pic:nvPicPr>
+                  <pic:blipFill>
+                    <a:blip r:embed="rId9"/>
+                    <a:stretch>
+                      <a:fillRect/>
+                    </a:stretch>
+                  </pic:blipFill>
+                  <pic:spPr>
+                    <a:xfrm>
+                      <a:off x="0" y="0"/>
+                      <a:ext cx="5733415" cy="2856230"/>
+                    </a:xfrm>
+                    <a:prstGeom prst="rect">
+                      <a:avLst/>
+                    </a:prstGeom>
+                  </pic:spPr>
+                </pic:pic>
+              </a:graphicData>
+            </a:graphic>
+          </wp:inline>
+        </w:drawing>
+      </w:r>
+    </w:p>
+    <w:p>
+      <w:pPr>
+        <w:spacing w:before="240" w:after="240"/>
+        <w:jc w:val="center"/>
+        <w:rPr>
+          <w:sz w:val="20"/>
+          <w:szCs w:val="20"/>
+        </w:rPr>
+      </w:pPr>
+      <w:r>
+        <w:rPr>
+          <w:sz w:val="20"/>
+          <w:szCs w:val="20"/>
+        </w:rPr>
+        <w:t xml:space="preserve">Figura 3. Captura de tela do </w:t>
+      </w:r>
+      <w:proofErr w:type="spellStart"/>
+      <w:r>
+        <w:rPr>
+          <w:sz w:val="20"/>
+          <w:szCs w:val="20"/>
+        </w:rPr>
+        <w:t>Jupyter</w:t>
+      </w:r>
+      <w:proofErr w:type="spellEnd"/>
+      <w:r>
+        <w:rPr>
+          <w:sz w:val="20"/>
+          <w:szCs w:val="20"/>
+        </w:rPr>
+        <w:t xml:space="preserve"> Notebook, é de um notebook do card 8. (autoria própria)</w:t>
+      </w:r>
+    </w:p>
+    <w:p>
+      <w:pPr>
         <w:pStyle w:val="PargrafodaLista"/>
         <w:numPr>
           <w:ilvl w:val="1"/>
@@ -768,6 +1078,125 @@
         </w:rPr>
       </w:pPr>
       <w:r>
+        <w:drawing>
+          <wp:inline distT="0" distB="0" distL="0" distR="0" wp14:anchorId="785D5CDC" wp14:editId="51F00FA9">
+            <wp:extent cx="5733415" cy="4009390"/>
+            <wp:effectExtent l="0" t="0" r="635" b="0"/>
+            <wp:docPr id="449612812" name="Imagem 1" descr="Interface gráfica do usuário, Texto, Aplicativo, Email&#10;&#10;O conteúdo gerado por IA pode estar incorreto."/>
+            <wp:cNvGraphicFramePr>
+              <a:graphicFrameLocks xmlns:a="http://schemas.openxmlformats.org/drawingml/2006/main" noChangeAspect="1"/>
+            </wp:cNvGraphicFramePr>
+            <a:graphic xmlns:a="http://schemas.openxmlformats.org/drawingml/2006/main">
+              <a:graphicData uri="http://schemas.openxmlformats.org/drawingml/2006/picture">
+                <pic:pic xmlns:pic="http://schemas.openxmlformats.org/drawingml/2006/picture">
+                  <pic:nvPicPr>
+                    <pic:cNvPr id="449612812" name="Imagem 1" descr="Interface gráfica do usuário, Texto, Aplicativo, Email&#10;&#10;O conteúdo gerado por IA pode estar incorreto."/>
+                    <pic:cNvPicPr/>
+                  </pic:nvPicPr>
+                  <pic:blipFill>
+                    <a:blip r:embed="rId10"/>
+                    <a:stretch>
+                      <a:fillRect/>
+                    </a:stretch>
+                  </pic:blipFill>
+                  <pic:spPr>
+                    <a:xfrm>
+                      <a:off x="0" y="0"/>
+                      <a:ext cx="5733415" cy="4009390"/>
+                    </a:xfrm>
+                    <a:prstGeom prst="rect">
+                      <a:avLst/>
+                    </a:prstGeom>
+                  </pic:spPr>
+                </pic:pic>
+              </a:graphicData>
+            </a:graphic>
+          </wp:inline>
+        </w:drawing>
+      </w:r>
+    </w:p>
+    <w:p>
+      <w:pPr>
+        <w:spacing w:before="240" w:after="240"/>
+        <w:jc w:val="center"/>
+        <w:rPr>
+          <w:sz w:val="20"/>
+          <w:szCs w:val="20"/>
+        </w:rPr>
+      </w:pPr>
+      <w:r>
+        <w:rPr>
+          <w:sz w:val="20"/>
+          <w:szCs w:val="20"/>
+        </w:rPr>
+        <w:t xml:space="preserve">Figura 4. Captura de tela do </w:t>
+      </w:r>
+      <w:proofErr w:type="spellStart"/>
+      <w:r>
+        <w:rPr>
+          <w:sz w:val="20"/>
+          <w:szCs w:val="20"/>
+        </w:rPr>
+        <w:t>Jupyter</w:t>
+      </w:r>
+      <w:proofErr w:type="spellEnd"/>
+      <w:r>
+        <w:rPr>
+          <w:sz w:val="20"/>
+          <w:szCs w:val="20"/>
+        </w:rPr>
+        <w:t xml:space="preserve"> </w:t>
+      </w:r>
+      <w:proofErr w:type="spellStart"/>
+      <w:r>
+        <w:rPr>
+          <w:sz w:val="20"/>
+          <w:szCs w:val="20"/>
+        </w:rPr>
+        <w:t>Lab</w:t>
+      </w:r>
+      <w:proofErr w:type="spellEnd"/>
+      <w:r>
+        <w:rPr>
+          <w:sz w:val="20"/>
+          <w:szCs w:val="20"/>
+        </w:rPr>
+        <w:t>, do notebook que eu estava escrevendo o</w:t>
+      </w:r>
+      <w:r>
+        <w:rPr>
+          <w:sz w:val="20"/>
+          <w:szCs w:val="20"/>
+        </w:rPr>
+        <w:t xml:space="preserve"> </w:t>
+      </w:r>
+      <w:proofErr w:type="spellStart"/>
+      <w:r>
+        <w:rPr>
+          <w:sz w:val="20"/>
+          <w:szCs w:val="20"/>
+        </w:rPr>
+        <w:t>ipynb</w:t>
+      </w:r>
+      <w:proofErr w:type="spellEnd"/>
+      <w:r>
+        <w:rPr>
+          <w:sz w:val="20"/>
+          <w:szCs w:val="20"/>
+        </w:rPr>
+        <w:t xml:space="preserve"> desse card. (autoria própria)</w:t>
+      </w:r>
+    </w:p>
+    <w:p>
+      <w:pPr>
+        <w:spacing w:before="240" w:after="240"/>
+        <w:jc w:val="both"/>
+        <w:rPr>
+          <w:sz w:val="24"/>
+          <w:szCs w:val="24"/>
+        </w:rPr>
+      </w:pPr>
+      <w:r>
         <w:rPr>
           <w:sz w:val="24"/>
           <w:szCs w:val="24"/>
@@ -865,6 +1294,75 @@
     </w:p>
     <w:p>
       <w:pPr>
+        <w:spacing w:before="240" w:after="240"/>
+        <w:jc w:val="both"/>
+        <w:rPr>
+          <w:sz w:val="24"/>
+          <w:szCs w:val="24"/>
+        </w:rPr>
+      </w:pPr>
+      <w:r>
+        <w:rPr>
+          <w:sz w:val="24"/>
+          <w:szCs w:val="24"/>
+        </w:rPr>
+        <w:lastRenderedPageBreak/>
+        <w:drawing>
+          <wp:inline distT="0" distB="0" distL="0" distR="0" wp14:anchorId="0AB9E8A3" wp14:editId="14949075">
+            <wp:extent cx="5733415" cy="2692400"/>
+            <wp:effectExtent l="0" t="0" r="635" b="0"/>
+            <wp:docPr id="1348264209" name="Imagem 1" descr="Tela de computador com texto preto sobre fundo branco&#10;&#10;O conteúdo gerado por IA pode estar incorreto."/>
+            <wp:cNvGraphicFramePr>
+              <a:graphicFrameLocks xmlns:a="http://schemas.openxmlformats.org/drawingml/2006/main" noChangeAspect="1"/>
+            </wp:cNvGraphicFramePr>
+            <a:graphic xmlns:a="http://schemas.openxmlformats.org/drawingml/2006/main">
+              <a:graphicData uri="http://schemas.openxmlformats.org/drawingml/2006/picture">
+                <pic:pic xmlns:pic="http://schemas.openxmlformats.org/drawingml/2006/picture">
+                  <pic:nvPicPr>
+                    <pic:cNvPr id="1348264209" name="Imagem 1" descr="Tela de computador com texto preto sobre fundo branco&#10;&#10;O conteúdo gerado por IA pode estar incorreto."/>
+                    <pic:cNvPicPr/>
+                  </pic:nvPicPr>
+                  <pic:blipFill>
+                    <a:blip r:embed="rId11"/>
+                    <a:stretch>
+                      <a:fillRect/>
+                    </a:stretch>
+                  </pic:blipFill>
+                  <pic:spPr>
+                    <a:xfrm>
+                      <a:off x="0" y="0"/>
+                      <a:ext cx="5733415" cy="2692400"/>
+                    </a:xfrm>
+                    <a:prstGeom prst="rect">
+                      <a:avLst/>
+                    </a:prstGeom>
+                  </pic:spPr>
+                </pic:pic>
+              </a:graphicData>
+            </a:graphic>
+          </wp:inline>
+        </w:drawing>
+      </w:r>
+    </w:p>
+    <w:p>
+      <w:pPr>
+        <w:spacing w:before="240" w:after="240"/>
+        <w:jc w:val="center"/>
+        <w:rPr>
+          <w:sz w:val="20"/>
+          <w:szCs w:val="20"/>
+        </w:rPr>
+      </w:pPr>
+      <w:r>
+        <w:rPr>
+          <w:sz w:val="20"/>
+          <w:szCs w:val="20"/>
+        </w:rPr>
+        <w:t>Figura 5. Captura de tela do Google Colab, também importei um arquivo CSV para mostrar a conexão direta com o seu Drive. (autoria própria)</w:t>
+      </w:r>
+    </w:p>
+    <w:p>
+      <w:pPr>
         <w:pStyle w:val="PargrafodaLista"/>
         <w:numPr>
           <w:ilvl w:val="0"/>
@@ -955,6 +1453,124 @@
           <w:szCs w:val="24"/>
         </w:rPr>
         <w:t xml:space="preserve"> públicos diretamente ao notebook e tem como um diferencial onde exige a execução linear, ou seja, do início ao fim, para salvar versões e permite o usuário compartilhar o código publicamente na plataforma.</w:t>
+      </w:r>
+    </w:p>
+    <w:p>
+      <w:pPr>
+        <w:spacing w:before="240" w:after="240"/>
+        <w:jc w:val="both"/>
+        <w:rPr>
+          <w:sz w:val="24"/>
+          <w:szCs w:val="24"/>
+        </w:rPr>
+      </w:pPr>
+      <w:r>
+        <w:rPr>
+          <w:sz w:val="24"/>
+          <w:szCs w:val="24"/>
+        </w:rPr>
+        <w:drawing>
+          <wp:inline distT="0" distB="0" distL="0" distR="0" wp14:anchorId="6831F18D" wp14:editId="78C998F7">
+            <wp:extent cx="5733415" cy="2439670"/>
+            <wp:effectExtent l="0" t="0" r="635" b="0"/>
+            <wp:docPr id="660413944" name="Imagem 1" descr="Tela de computador com jogo&#10;&#10;O conteúdo gerado por IA pode estar incorreto."/>
+            <wp:cNvGraphicFramePr>
+              <a:graphicFrameLocks xmlns:a="http://schemas.openxmlformats.org/drawingml/2006/main" noChangeAspect="1"/>
+            </wp:cNvGraphicFramePr>
+            <a:graphic xmlns:a="http://schemas.openxmlformats.org/drawingml/2006/main">
+              <a:graphicData uri="http://schemas.openxmlformats.org/drawingml/2006/picture">
+                <pic:pic xmlns:pic="http://schemas.openxmlformats.org/drawingml/2006/picture">
+                  <pic:nvPicPr>
+                    <pic:cNvPr id="660413944" name="Imagem 1" descr="Tela de computador com jogo&#10;&#10;O conteúdo gerado por IA pode estar incorreto."/>
+                    <pic:cNvPicPr/>
+                  </pic:nvPicPr>
+                  <pic:blipFill>
+                    <a:blip r:embed="rId12"/>
+                    <a:stretch>
+                      <a:fillRect/>
+                    </a:stretch>
+                  </pic:blipFill>
+                  <pic:spPr>
+                    <a:xfrm>
+                      <a:off x="0" y="0"/>
+                      <a:ext cx="5733415" cy="2439670"/>
+                    </a:xfrm>
+                    <a:prstGeom prst="rect">
+                      <a:avLst/>
+                    </a:prstGeom>
+                  </pic:spPr>
+                </pic:pic>
+              </a:graphicData>
+            </a:graphic>
+          </wp:inline>
+        </w:drawing>
+      </w:r>
+    </w:p>
+    <w:p>
+      <w:pPr>
+        <w:spacing w:before="240" w:after="240"/>
+        <w:jc w:val="center"/>
+        <w:rPr>
+          <w:sz w:val="20"/>
+          <w:szCs w:val="20"/>
+        </w:rPr>
+      </w:pPr>
+      <w:r>
+        <w:rPr>
+          <w:sz w:val="20"/>
+          <w:szCs w:val="20"/>
+        </w:rPr>
+        <w:t xml:space="preserve">Figura 6. Captura de tela do </w:t>
+      </w:r>
+      <w:proofErr w:type="spellStart"/>
+      <w:r>
+        <w:rPr>
+          <w:sz w:val="20"/>
+          <w:szCs w:val="20"/>
+        </w:rPr>
+        <w:t>Kaggle</w:t>
+      </w:r>
+      <w:proofErr w:type="spellEnd"/>
+      <w:r>
+        <w:rPr>
+          <w:sz w:val="20"/>
+          <w:szCs w:val="20"/>
+        </w:rPr>
+        <w:t xml:space="preserve">, eu ia usar o mesmo </w:t>
+      </w:r>
+      <w:proofErr w:type="spellStart"/>
+      <w:r>
+        <w:rPr>
+          <w:i/>
+          <w:iCs/>
+          <w:sz w:val="20"/>
+          <w:szCs w:val="20"/>
+        </w:rPr>
+        <w:t>dataset</w:t>
+      </w:r>
+      <w:proofErr w:type="spellEnd"/>
+      <w:r>
+        <w:rPr>
+          <w:sz w:val="20"/>
+          <w:szCs w:val="20"/>
+        </w:rPr>
+        <w:t xml:space="preserve"> do Colab, mas esqueci de salvar ele no </w:t>
+      </w:r>
+      <w:proofErr w:type="spellStart"/>
+      <w:r>
+        <w:rPr>
+          <w:sz w:val="20"/>
+          <w:szCs w:val="20"/>
+        </w:rPr>
+        <w:t>Kaggle</w:t>
+      </w:r>
+      <w:proofErr w:type="spellEnd"/>
+      <w:r>
+        <w:rPr>
+          <w:sz w:val="20"/>
+          <w:szCs w:val="20"/>
+        </w:rPr>
+        <w:t>. (autoria própria)</w:t>
       </w:r>
     </w:p>
     <w:p>
@@ -1094,6 +1710,7 @@
               <w:rPr>
                 <w:caps w:val="0"/>
               </w:rPr>
+              <w:lastRenderedPageBreak/>
               <w:t>Instalação Local</w:t>
             </w:r>
           </w:p>
@@ -1493,14 +2110,14 @@
       </w:pPr>
       <w:r>
         <w:rPr>
-          <w:sz w:val="24"/>
-          <w:szCs w:val="24"/>
-        </w:rPr>
-        <w:lastRenderedPageBreak/>
+          <w:noProof/>
+          <w:sz w:val="24"/>
+          <w:szCs w:val="24"/>
+        </w:rPr>
         <w:drawing>
-          <wp:inline distT="0" distB="0" distL="0" distR="0" wp14:anchorId="2AB85702" wp14:editId="487A9C22">
-            <wp:extent cx="2971800" cy="6019800"/>
-            <wp:effectExtent l="0" t="0" r="0" b="0"/>
+          <wp:inline distT="0" distB="0" distL="0" distR="0" wp14:anchorId="2AB85702" wp14:editId="1AD124D0">
+            <wp:extent cx="2519760" cy="5104130"/>
+            <wp:effectExtent l="0" t="0" r="0" b="1270"/>
             <wp:docPr id="1767244174" name="Imagem 6" descr="Forma&#10;&#10;O conteúdo gerado por IA pode estar incorreto."/>
             <wp:cNvGraphicFramePr>
               <a:graphicFrameLocks xmlns:a="http://schemas.openxmlformats.org/drawingml/2006/main" noChangeAspect="1"/>
@@ -1515,7 +2132,7 @@
                     </pic:cNvPicPr>
                   </pic:nvPicPr>
                   <pic:blipFill>
-                    <a:blip r:embed="rId7">
+                    <a:blip r:embed="rId13">
                       <a:extLst>
                         <a:ext uri="{28A0092B-C50C-407E-A947-70E740481C1C}">
                           <a14:useLocalDpi xmlns:a14="http://schemas.microsoft.com/office/drawing/2010/main" val="0"/>
@@ -1530,7 +2147,7 @@
                   <pic:spPr bwMode="auto">
                     <a:xfrm>
                       <a:off x="0" y="0"/>
-                      <a:ext cx="2971800" cy="6019800"/>
+                      <a:ext cx="2528733" cy="5122307"/>
                     </a:xfrm>
                     <a:prstGeom prst="rect">
                       <a:avLst/>
@@ -1589,6 +2206,7 @@
           <w:sz w:val="34"/>
           <w:szCs w:val="34"/>
         </w:rPr>
+        <w:lastRenderedPageBreak/>
         <w:t>3. Conclusão</w:t>
       </w:r>
     </w:p>
@@ -1746,7 +2364,6 @@
           <w:sz w:val="24"/>
           <w:szCs w:val="24"/>
         </w:rPr>
-        <w:lastRenderedPageBreak/>
         <w:t xml:space="preserve">Referências: </w:t>
       </w:r>
     </w:p>
@@ -1975,7 +2592,7 @@
       </w:r>
     </w:p>
     <w:sectPr>
-      <w:headerReference w:type="default" r:id="rId8"/>
+      <w:headerReference w:type="default" r:id="rId14"/>
       <w:pgSz w:w="11909" w:h="16834"/>
       <w:pgMar w:top="1440" w:right="1440" w:bottom="1440" w:left="1440" w:header="720" w:footer="720" w:gutter="0"/>
       <w:pgNumType w:start="1"/>
@@ -3653,6 +4270,7 @@
   <w:style w:type="character" w:default="1" w:styleId="Fontepargpadro">
     <w:name w:val="Default Paragraph Font"/>
     <w:uiPriority w:val="1"/>
+    <w:semiHidden/>
     <w:unhideWhenUsed/>
   </w:style>
   <w:style w:type="table" w:default="1" w:styleId="Tabelanormal">
